--- a/docs/specifications/docx/TS-12_Scalability_and_Elastic_Capacity_Management.docx
+++ b/docs/specifications/docx/TS-12_Scalability_and_Elastic_Capacity_Management.docx
@@ -8548,7 +8548,7 @@
                 <w:sz w:val="18"/>
                 <w:szCs w:val="18"/>
               </w:rPr>
-              <w:t xml:space="preserve">pdd-batch</w:t>
+              <w:t xml:space="preserve">pidd-batch</w:t>
             </w:r>
             <w:r>
               <w:rPr>
